--- a/Inleveren/EMS Onderzoek.docx
+++ b/Inleveren/EMS Onderzoek.docx
@@ -1809,7 +1809,7 @@
           <w:noProof/>
         </w:rPr>
         <w:drawing>
-          <wp:inline distT="0" distB="0" distL="0" distR="0" wp14:anchorId="7EEC849B" wp14:editId="45575807">
+          <wp:inline distT="0" distB="0" distL="0" distR="0" wp14:anchorId="7EEC849B" wp14:editId="281B6C15">
             <wp:extent cx="4971220" cy="2819614"/>
             <wp:effectExtent l="0" t="0" r="0" b="0"/>
             <wp:docPr id="64746943" name="Afbeelding 1"/>
@@ -2602,7 +2602,25 @@
         <w:rPr>
           <w:rFonts w:eastAsiaTheme="minorEastAsia"/>
         </w:rPr>
-        <w:t>De gemiddelden en standaardfouten staan in tabel</w:t>
+        <w:t xml:space="preserve">De gemiddelden en standaardfouten </w:t>
+      </w:r>
+      <w:r>
+        <w:rPr>
+          <w:rFonts w:eastAsiaTheme="minorEastAsia"/>
+        </w:rPr>
+        <w:t xml:space="preserve">van de interactie </w:t>
+      </w:r>
+      <w:r>
+        <w:rPr>
+          <w:rFonts w:eastAsiaTheme="minorEastAsia"/>
+        </w:rPr>
+        <w:t>staan in tabel</w:t>
+      </w:r>
+      <w:r>
+        <w:rPr>
+          <w:rFonts w:eastAsiaTheme="minorEastAsia"/>
+        </w:rPr>
+        <w:t xml:space="preserve"> 1.</w:t>
       </w:r>
     </w:p>
     <w:tbl>
